--- a/templates/W3-62-24C.docx
+++ b/templates/W3-62-24C.docx
@@ -112,7 +112,7 @@
         <w:rPr>
           <w:rFonts w:ascii="標楷體" w:eastAsia="標楷體" w:hAnsi="標楷體" w:hint="eastAsia"/>
         </w:rPr>
-        <w:t>一、檢查結果                                                          □初檢  □複檢</w:t>
+        <w:t>一、檢查結果                                                          {{FIRSTCK}}初檢  {{RECK}}複檢</w:t>
       </w:r>
     </w:p>
     <w:tbl>

--- a/templates/W3-62-24C.docx
+++ b/templates/W3-62-24C.docx
@@ -4696,7 +4696,7 @@
               <w:rPr>
                 <w:rFonts w:ascii="標楷體" w:eastAsia="標楷體" w:hAnsi="標楷體" w:hint="eastAsia"/>
               </w:rPr>
-              <w:t xml:space="preserve">□ 1.檢查結果 □合格 □不合格 □未備妥 □程序不符。</w:t>
+              <w:t xml:space="preserve">■ 1.檢查結果 □合格 □不合格 □未備妥 □程序不符。</w:t>
             </w:r>
           </w:p>
           <w:p>

--- a/templates/W3-62-24C.docx
+++ b/templates/W3-62-24C.docx
@@ -49,7 +49,7 @@
                 <w:spacing w:val="-20"/>
                 <w:sz w:val="28"/>
               </w:rPr>
-              <w:t>(</w:t>
+              <w:t/>
             </w:r>
             <w:r>
               <w:rPr>
@@ -58,7 +58,7 @@
                 <w:sz w:val="28"/>
                 <w:szCs w:val="28"/>
               </w:rPr>
-              <w:t xml:space="preserve">{{ORG}})</w:t>
+              <w:t xml:space="preserve">{{ORG}}</w:t>
             </w:r>
             <w:r>
               <w:rPr>
